--- a/a7/packages/A7 Unit 4 - Solving Problems with Rational Numbers/Assessments/A7 4  Unit Assessment.docx
+++ b/a7/packages/A7 Unit 4 - Solving Problems with Rational Numbers/Assessments/A7 4  Unit Assessment.docx
@@ -3198,7 +3198,7 @@
                 <w:color w:val="1A1A1A"/>
                 <w:sz w:val="22"/>
               </w:rPr>
-              <w:t xml:space="preserve">  cm. Which is the area, written correctly?</w:t>
+              <w:t xml:space="preserve">  cm. Which is the area, in scientific notation with the correct number of significant digits?</w:t>
             </w:r>
             <w:r>
               <w:tab/>

--- a/a7/packages/A7 Unit 4 - Solving Problems with Rational Numbers/Assessments/A7 4  Unit Assessment.docx
+++ b/a7/packages/A7 Unit 4 - Solving Problems with Rational Numbers/Assessments/A7 4  Unit Assessment.docx
@@ -2866,7 +2866,7 @@
                     <a:graphicData uri="http://schemas.openxmlformats.org/drawingml/2006/picture">
                       <pic:pic>
                         <pic:nvPicPr>
-                          <pic:cNvPr id="0" name="721ba5d32202b098.png"/>
+                          <pic:cNvPr id="0" name="86d923b29b6a0120.png"/>
                           <pic:cNvPicPr/>
                         </pic:nvPicPr>
                         <pic:blipFill>

--- a/a7/packages/A7 Unit 4 - Solving Problems with Rational Numbers/Assessments/A7 4  Unit Assessment.docx
+++ b/a7/packages/A7 Unit 4 - Solving Problems with Rational Numbers/Assessments/A7 4  Unit Assessment.docx
@@ -1071,7 +1071,7 @@
             <w:r>
               <w:drawing>
                 <wp:inline xmlns:a="http://schemas.openxmlformats.org/drawingml/2006/main" xmlns:pic="http://schemas.openxmlformats.org/drawingml/2006/picture">
-                  <wp:extent cx="740664" cy="146304"/>
+                  <wp:extent cx="652272" cy="146304"/>
                   <wp:docPr id="10" name="Picture 10"/>
                   <wp:cNvGraphicFramePr>
                     <a:graphicFrameLocks noChangeAspect="1"/>
@@ -1080,7 +1080,7 @@
                     <a:graphicData uri="http://schemas.openxmlformats.org/drawingml/2006/picture">
                       <pic:pic>
                         <pic:nvPicPr>
-                          <pic:cNvPr id="0" name="2f7b46a296f1bb37.png"/>
+                          <pic:cNvPr id="0" name="985ca6630d6cfe16.png"/>
                           <pic:cNvPicPr/>
                         </pic:nvPicPr>
                         <pic:blipFill>
@@ -1092,7 +1092,7 @@
                         <pic:spPr>
                           <a:xfrm>
                             <a:off x="0" y="0"/>
-                            <a:ext cx="740664" cy="146304"/>
+                            <a:ext cx="652272" cy="146304"/>
                           </a:xfrm>
                           <a:prstGeom prst="rect"/>
                         </pic:spPr>
@@ -1139,7 +1139,7 @@
                     <a:graphicData uri="http://schemas.openxmlformats.org/drawingml/2006/picture">
                       <pic:pic>
                         <pic:nvPicPr>
-                          <pic:cNvPr id="0" name="05128cdd03aebcb2.png"/>
+                          <pic:cNvPr id="0" name="ad21cf01b5fb7d8a.png"/>
                           <pic:cNvPicPr/>
                         </pic:nvPicPr>
                         <pic:blipFill>
@@ -1189,7 +1189,7 @@
             <w:r>
               <w:drawing>
                 <wp:inline xmlns:a="http://schemas.openxmlformats.org/drawingml/2006/main" xmlns:pic="http://schemas.openxmlformats.org/drawingml/2006/picture">
-                  <wp:extent cx="576072" cy="146304"/>
+                  <wp:extent cx="740664" cy="146304"/>
                   <wp:docPr id="12" name="Picture 12"/>
                   <wp:cNvGraphicFramePr>
                     <a:graphicFrameLocks noChangeAspect="1"/>
@@ -1198,7 +1198,7 @@
                     <a:graphicData uri="http://schemas.openxmlformats.org/drawingml/2006/picture">
                       <pic:pic>
                         <pic:nvPicPr>
-                          <pic:cNvPr id="0" name="ad21cf01b5fb7d8a.png"/>
+                          <pic:cNvPr id="0" name="2f7b46a296f1bb37.png"/>
                           <pic:cNvPicPr/>
                         </pic:nvPicPr>
                         <pic:blipFill>
@@ -1210,7 +1210,7 @@
                         <pic:spPr>
                           <a:xfrm>
                             <a:off x="0" y="0"/>
-                            <a:ext cx="576072" cy="146304"/>
+                            <a:ext cx="740664" cy="146304"/>
                           </a:xfrm>
                           <a:prstGeom prst="rect"/>
                         </pic:spPr>
@@ -1248,7 +1248,7 @@
             <w:r>
               <w:drawing>
                 <wp:inline xmlns:a="http://schemas.openxmlformats.org/drawingml/2006/main" xmlns:pic="http://schemas.openxmlformats.org/drawingml/2006/picture">
-                  <wp:extent cx="652272" cy="146304"/>
+                  <wp:extent cx="576072" cy="146304"/>
                   <wp:docPr id="13" name="Picture 13"/>
                   <wp:cNvGraphicFramePr>
                     <a:graphicFrameLocks noChangeAspect="1"/>
@@ -1257,7 +1257,7 @@
                     <a:graphicData uri="http://schemas.openxmlformats.org/drawingml/2006/picture">
                       <pic:pic>
                         <pic:nvPicPr>
-                          <pic:cNvPr id="0" name="985ca6630d6cfe16.png"/>
+                          <pic:cNvPr id="0" name="05128cdd03aebcb2.png"/>
                           <pic:cNvPicPr/>
                         </pic:nvPicPr>
                         <pic:blipFill>
@@ -1269,7 +1269,7 @@
                         <pic:spPr>
                           <a:xfrm>
                             <a:off x="0" y="0"/>
-                            <a:ext cx="652272" cy="146304"/>
+                            <a:ext cx="576072" cy="146304"/>
                           </a:xfrm>
                           <a:prstGeom prst="rect"/>
                         </pic:spPr>
@@ -1437,7 +1437,7 @@
             <w:r>
               <w:drawing>
                 <wp:inline xmlns:a="http://schemas.openxmlformats.org/drawingml/2006/main" xmlns:pic="http://schemas.openxmlformats.org/drawingml/2006/picture">
-                  <wp:extent cx="1551432" cy="173736"/>
+                  <wp:extent cx="1426464" cy="170688"/>
                   <wp:docPr id="15" name="Picture 15"/>
                   <wp:cNvGraphicFramePr>
                     <a:graphicFrameLocks noChangeAspect="1"/>
@@ -1446,7 +1446,7 @@
                     <a:graphicData uri="http://schemas.openxmlformats.org/drawingml/2006/picture">
                       <pic:pic>
                         <pic:nvPicPr>
-                          <pic:cNvPr id="0" name="8c8dfc1ac34494d3.png"/>
+                          <pic:cNvPr id="0" name="8a2757c71a0f1a4e.png"/>
                           <pic:cNvPicPr/>
                         </pic:nvPicPr>
                         <pic:blipFill>
@@ -1458,7 +1458,7 @@
                         <pic:spPr>
                           <a:xfrm>
                             <a:off x="0" y="0"/>
-                            <a:ext cx="1551432" cy="173736"/>
+                            <a:ext cx="1426464" cy="170688"/>
                           </a:xfrm>
                           <a:prstGeom prst="rect"/>
                         </pic:spPr>
@@ -1496,8 +1496,67 @@
             <w:r>
               <w:drawing>
                 <wp:inline xmlns:a="http://schemas.openxmlformats.org/drawingml/2006/main" xmlns:pic="http://schemas.openxmlformats.org/drawingml/2006/picture">
+                  <wp:extent cx="332232" cy="252984"/>
+                  <wp:docPr id="16" name="Picture 16"/>
+                  <wp:cNvGraphicFramePr>
+                    <a:graphicFrameLocks noChangeAspect="1"/>
+                  </wp:cNvGraphicFramePr>
+                  <a:graphic>
+                    <a:graphicData uri="http://schemas.openxmlformats.org/drawingml/2006/picture">
+                      <pic:pic>
+                        <pic:nvPicPr>
+                          <pic:cNvPr id="0" name="1e009e3e7bcf25f2.png"/>
+                          <pic:cNvPicPr/>
+                        </pic:nvPicPr>
+                        <pic:blipFill>
+                          <a:blip r:embed="rId24"/>
+                          <a:stretch>
+                            <a:fillRect/>
+                          </a:stretch>
+                        </pic:blipFill>
+                        <pic:spPr>
+                          <a:xfrm>
+                            <a:off x="0" y="0"/>
+                            <a:ext cx="332232" cy="252984"/>
+                          </a:xfrm>
+                          <a:prstGeom prst="rect"/>
+                        </pic:spPr>
+                      </pic:pic>
+                    </a:graphicData>
+                  </a:graphic>
+                </wp:inline>
+              </w:drawing>
+            </w:r>
+          </w:p>
+          <w:p>
+            <w:pPr>
+              <w:spacing w:before="40" w:after="40"/>
+              <w:ind w:left="1300" w:hanging="380"/>
+            </w:pPr>
+            <w:r>
+              <w:rPr>
+                <w:rFonts w:ascii="FreeSerif" w:hAnsi="FreeSerif" w:eastAsia="FreeSerif"/>
+                <w:b w:val="0"/>
+                <w:i w:val="0"/>
+                <w:color w:val="1A1A1A"/>
+                <w:sz w:val="22"/>
+              </w:rPr>
+              <w:t xml:space="preserve">□   </w:t>
+            </w:r>
+            <w:r>
+              <w:rPr>
+                <w:b w:val="0"/>
+                <w:i w:val="0"/>
+                <w:color w:val="1A1A1A"/>
+                <w:sz w:val="22"/>
+              </w:rPr>
+              <w:t xml:space="preserve">C.  </w:t>
+            </w:r>
+            <w:r>
+              <w:drawing>
+                <wp:inline xmlns:a="http://schemas.openxmlformats.org/drawingml/2006/main" xmlns:pic="http://schemas.openxmlformats.org/drawingml/2006/picture">
                   <wp:extent cx="1143000" cy="170688"/>
-                  <wp:docPr id="16" name="Picture 16"/>
+                  <wp:docPr id="17" name="Picture 17"/>
                   <wp:cNvGraphicFramePr>
                     <a:graphicFrameLocks noChangeAspect="1"/>
                   </wp:cNvGraphicFramePr>
@@ -1509,7 +1568,7 @@
                           <pic:cNvPicPr/>
                         </pic:nvPicPr>
                         <pic:blipFill>
-                          <a:blip r:embed="rId24"/>
+                          <a:blip r:embed="rId25"/>
                           <a:stretch>
                             <a:fillRect/>
                           </a:stretch>
@@ -1550,71 +1609,12 @@
                 <w:color w:val="1A1A1A"/>
                 <w:sz w:val="22"/>
               </w:rPr>
-              <w:t xml:space="preserve">C.  </w:t>
-            </w:r>
-            <w:r>
-              <w:drawing>
-                <wp:inline xmlns:a="http://schemas.openxmlformats.org/drawingml/2006/main" xmlns:pic="http://schemas.openxmlformats.org/drawingml/2006/picture">
-                  <wp:extent cx="332232" cy="252984"/>
-                  <wp:docPr id="17" name="Picture 17"/>
-                  <wp:cNvGraphicFramePr>
-                    <a:graphicFrameLocks noChangeAspect="1"/>
-                  </wp:cNvGraphicFramePr>
-                  <a:graphic>
-                    <a:graphicData uri="http://schemas.openxmlformats.org/drawingml/2006/picture">
-                      <pic:pic>
-                        <pic:nvPicPr>
-                          <pic:cNvPr id="0" name="f73d50557a1c31eb.png"/>
-                          <pic:cNvPicPr/>
-                        </pic:nvPicPr>
-                        <pic:blipFill>
-                          <a:blip r:embed="rId25"/>
-                          <a:stretch>
-                            <a:fillRect/>
-                          </a:stretch>
-                        </pic:blipFill>
-                        <pic:spPr>
-                          <a:xfrm>
-                            <a:off x="0" y="0"/>
-                            <a:ext cx="332232" cy="252984"/>
-                          </a:xfrm>
-                          <a:prstGeom prst="rect"/>
-                        </pic:spPr>
-                      </pic:pic>
-                    </a:graphicData>
-                  </a:graphic>
-                </wp:inline>
-              </w:drawing>
-            </w:r>
-          </w:p>
-          <w:p>
-            <w:pPr>
-              <w:spacing w:before="40" w:after="40"/>
-              <w:ind w:left="1300" w:hanging="380"/>
-            </w:pPr>
-            <w:r>
-              <w:rPr>
-                <w:rFonts w:ascii="FreeSerif" w:hAnsi="FreeSerif" w:eastAsia="FreeSerif"/>
-                <w:b w:val="0"/>
-                <w:i w:val="0"/>
-                <w:color w:val="1A1A1A"/>
-                <w:sz w:val="22"/>
-              </w:rPr>
-              <w:t xml:space="preserve">□   </w:t>
-            </w:r>
-            <w:r>
-              <w:rPr>
-                <w:b w:val="0"/>
-                <w:i w:val="0"/>
-                <w:color w:val="1A1A1A"/>
-                <w:sz w:val="22"/>
-              </w:rPr>
               <w:t xml:space="preserve">D.  </w:t>
             </w:r>
             <w:r>
               <w:drawing>
                 <wp:inline xmlns:a="http://schemas.openxmlformats.org/drawingml/2006/main" xmlns:pic="http://schemas.openxmlformats.org/drawingml/2006/picture">
-                  <wp:extent cx="1426464" cy="170688"/>
+                  <wp:extent cx="1551432" cy="173736"/>
                   <wp:docPr id="18" name="Picture 18"/>
                   <wp:cNvGraphicFramePr>
                     <a:graphicFrameLocks noChangeAspect="1"/>
@@ -1623,7 +1623,7 @@
                     <a:graphicData uri="http://schemas.openxmlformats.org/drawingml/2006/picture">
                       <pic:pic>
                         <pic:nvPicPr>
-                          <pic:cNvPr id="0" name="8a2757c71a0f1a4e.png"/>
+                          <pic:cNvPr id="0" name="8c8dfc1ac34494d3.png"/>
                           <pic:cNvPicPr/>
                         </pic:nvPicPr>
                         <pic:blipFill>
@@ -1635,7 +1635,7 @@
                         <pic:spPr>
                           <a:xfrm>
                             <a:off x="0" y="0"/>
-                            <a:ext cx="1426464" cy="170688"/>
+                            <a:ext cx="1551432" cy="173736"/>
                           </a:xfrm>
                           <a:prstGeom prst="rect"/>
                         </pic:spPr>
@@ -1741,7 +1741,7 @@
                     <a:graphicData uri="http://schemas.openxmlformats.org/drawingml/2006/picture">
                       <pic:pic>
                         <pic:nvPicPr>
-                          <pic:cNvPr id="0" name="1e009e3e7bcf25f2.png"/>
+                          <pic:cNvPr id="0" name="f73d50557a1c31eb.png"/>
                           <pic:cNvPicPr/>
                         </pic:nvPicPr>
                         <pic:blipFill>
@@ -3396,7 +3396,7 @@
             <w:r>
               <w:drawing>
                 <wp:inline xmlns:a="http://schemas.openxmlformats.org/drawingml/2006/main" xmlns:pic="http://schemas.openxmlformats.org/drawingml/2006/picture">
-                  <wp:extent cx="658368" cy="146304"/>
+                  <wp:extent cx="576072" cy="146304"/>
                   <wp:docPr id="36" name="Picture 36"/>
                   <wp:cNvGraphicFramePr>
                     <a:graphicFrameLocks noChangeAspect="1"/>
@@ -3405,7 +3405,7 @@
                     <a:graphicData uri="http://schemas.openxmlformats.org/drawingml/2006/picture">
                       <pic:pic>
                         <pic:nvPicPr>
-                          <pic:cNvPr id="0" name="d2d75e2ed83525ca.png"/>
+                          <pic:cNvPr id="0" name="e9ae9a05f5498808.png"/>
                           <pic:cNvPicPr/>
                         </pic:nvPicPr>
                         <pic:blipFill>
@@ -3417,7 +3417,7 @@
                         <pic:spPr>
                           <a:xfrm>
                             <a:off x="0" y="0"/>
-                            <a:ext cx="658368" cy="146304"/>
+                            <a:ext cx="576072" cy="146304"/>
                           </a:xfrm>
                           <a:prstGeom prst="rect"/>
                         </pic:spPr>
@@ -3474,7 +3474,7 @@
             <w:r>
               <w:drawing>
                 <wp:inline xmlns:a="http://schemas.openxmlformats.org/drawingml/2006/main" xmlns:pic="http://schemas.openxmlformats.org/drawingml/2006/picture">
-                  <wp:extent cx="576072" cy="146304"/>
+                  <wp:extent cx="658368" cy="146304"/>
                   <wp:docPr id="37" name="Picture 37"/>
                   <wp:cNvGraphicFramePr>
                     <a:graphicFrameLocks noChangeAspect="1"/>
@@ -3483,7 +3483,7 @@
                     <a:graphicData uri="http://schemas.openxmlformats.org/drawingml/2006/picture">
                       <pic:pic>
                         <pic:nvPicPr>
-                          <pic:cNvPr id="0" name="e9ae9a05f5498808.png"/>
+                          <pic:cNvPr id="0" name="d2d75e2ed83525ca.png"/>
                           <pic:cNvPicPr/>
                         </pic:nvPicPr>
                         <pic:blipFill>
@@ -3495,7 +3495,7 @@
                         <pic:spPr>
                           <a:xfrm>
                             <a:off x="0" y="0"/>
-                            <a:ext cx="576072" cy="146304"/>
+                            <a:ext cx="658368" cy="146304"/>
                           </a:xfrm>
                           <a:prstGeom prst="rect"/>
                         </pic:spPr>
@@ -4482,7 +4482,7 @@
                 <w:color w:val="1A1A1A"/>
                 <w:sz w:val="22"/>
               </w:rPr>
-              <w:t>A.  47</w:t>
+              <w:t>A.  32</w:t>
             </w:r>
           </w:p>
           <w:p>
@@ -4507,7 +4507,7 @@
                 <w:color w:val="1A1A1A"/>
                 <w:sz w:val="22"/>
               </w:rPr>
-              <w:t>B.  63</w:t>
+              <w:t>B.  47</w:t>
             </w:r>
           </w:p>
           <w:p>
@@ -4532,7 +4532,7 @@
                 <w:color w:val="1A1A1A"/>
                 <w:sz w:val="22"/>
               </w:rPr>
-              <w:t>C.  289</w:t>
+              <w:t>C.  63</w:t>
             </w:r>
           </w:p>
           <w:p>
@@ -4557,7 +4557,7 @@
                 <w:color w:val="1A1A1A"/>
                 <w:sz w:val="22"/>
               </w:rPr>
-              <w:t>D.  32</w:t>
+              <w:t>D.  289</w:t>
             </w:r>
           </w:p>
           <w:p>
@@ -4674,8 +4674,67 @@
             <w:r>
               <w:drawing>
                 <wp:inline xmlns:a="http://schemas.openxmlformats.org/drawingml/2006/main" xmlns:pic="http://schemas.openxmlformats.org/drawingml/2006/picture">
+                  <wp:extent cx="466344" cy="204216"/>
+                  <wp:docPr id="46" name="Picture 46"/>
+                  <wp:cNvGraphicFramePr>
+                    <a:graphicFrameLocks noChangeAspect="1"/>
+                  </wp:cNvGraphicFramePr>
+                  <a:graphic>
+                    <a:graphicData uri="http://schemas.openxmlformats.org/drawingml/2006/picture">
+                      <pic:pic>
+                        <pic:nvPicPr>
+                          <pic:cNvPr id="0" name="a4a5570bcf96386b.png"/>
+                          <pic:cNvPicPr/>
+                        </pic:nvPicPr>
+                        <pic:blipFill>
+                          <a:blip r:embed="rId54"/>
+                          <a:stretch>
+                            <a:fillRect/>
+                          </a:stretch>
+                        </pic:blipFill>
+                        <pic:spPr>
+                          <a:xfrm>
+                            <a:off x="0" y="0"/>
+                            <a:ext cx="466344" cy="204216"/>
+                          </a:xfrm>
+                          <a:prstGeom prst="rect"/>
+                        </pic:spPr>
+                      </pic:pic>
+                    </a:graphicData>
+                  </a:graphic>
+                </wp:inline>
+              </w:drawing>
+            </w:r>
+          </w:p>
+          <w:p>
+            <w:pPr>
+              <w:spacing w:before="40" w:after="40"/>
+              <w:ind w:left="1300" w:hanging="380"/>
+            </w:pPr>
+            <w:r>
+              <w:rPr>
+                <w:rFonts w:ascii="FreeSerif" w:hAnsi="FreeSerif" w:eastAsia="FreeSerif"/>
+                <w:b w:val="0"/>
+                <w:i w:val="0"/>
+                <w:color w:val="1A1A1A"/>
+                <w:sz w:val="22"/>
+              </w:rPr>
+              <w:t xml:space="preserve">□   </w:t>
+            </w:r>
+            <w:r>
+              <w:rPr>
+                <w:b w:val="0"/>
+                <w:i w:val="0"/>
+                <w:color w:val="1A1A1A"/>
+                <w:sz w:val="22"/>
+              </w:rPr>
+              <w:t xml:space="preserve">B.  </w:t>
+            </w:r>
+            <w:r>
+              <w:drawing>
+                <wp:inline xmlns:a="http://schemas.openxmlformats.org/drawingml/2006/main" xmlns:pic="http://schemas.openxmlformats.org/drawingml/2006/picture">
                   <wp:extent cx="344424" cy="204216"/>
-                  <wp:docPr id="46" name="Picture 46"/>
+                  <wp:docPr id="47" name="Picture 47"/>
                   <wp:cNvGraphicFramePr>
                     <a:graphicFrameLocks noChangeAspect="1"/>
                   </wp:cNvGraphicFramePr>
@@ -4687,7 +4746,7 @@
                           <pic:cNvPicPr/>
                         </pic:nvPicPr>
                         <pic:blipFill>
-                          <a:blip r:embed="rId54"/>
+                          <a:blip r:embed="rId55"/>
                           <a:stretch>
                             <a:fillRect/>
                           </a:stretch>
@@ -4728,13 +4787,13 @@
                 <w:color w:val="1A1A1A"/>
                 <w:sz w:val="22"/>
               </w:rPr>
-              <w:t xml:space="preserve">B.  </w:t>
+              <w:t xml:space="preserve">C.  </w:t>
             </w:r>
             <w:r>
               <w:drawing>
                 <wp:inline xmlns:a="http://schemas.openxmlformats.org/drawingml/2006/main" xmlns:pic="http://schemas.openxmlformats.org/drawingml/2006/picture">
-                  <wp:extent cx="280416" cy="231648"/>
-                  <wp:docPr id="47" name="Picture 47"/>
+                  <wp:extent cx="554736" cy="118872"/>
+                  <wp:docPr id="48" name="Picture 48"/>
                   <wp:cNvGraphicFramePr>
                     <a:graphicFrameLocks noChangeAspect="1"/>
                   </wp:cNvGraphicFramePr>
@@ -4742,11 +4801,11 @@
                     <a:graphicData uri="http://schemas.openxmlformats.org/drawingml/2006/picture">
                       <pic:pic>
                         <pic:nvPicPr>
-                          <pic:cNvPr id="0" name="db8f85c446e84b16.png"/>
+                          <pic:cNvPr id="0" name="17ed3fba114a4e1a.png"/>
                           <pic:cNvPicPr/>
                         </pic:nvPicPr>
                         <pic:blipFill>
-                          <a:blip r:embed="rId55"/>
+                          <a:blip r:embed="rId56"/>
                           <a:stretch>
                             <a:fillRect/>
                           </a:stretch>
@@ -4754,7 +4813,7 @@
                         <pic:spPr>
                           <a:xfrm>
                             <a:off x="0" y="0"/>
-                            <a:ext cx="280416" cy="231648"/>
+                            <a:ext cx="554736" cy="118872"/>
                           </a:xfrm>
                           <a:prstGeom prst="rect"/>
                         </pic:spPr>
@@ -4787,13 +4846,13 @@
                 <w:color w:val="1A1A1A"/>
                 <w:sz w:val="22"/>
               </w:rPr>
-              <w:t xml:space="preserve">C.  </w:t>
+              <w:t xml:space="preserve">D.  </w:t>
             </w:r>
             <w:r>
               <w:drawing>
                 <wp:inline xmlns:a="http://schemas.openxmlformats.org/drawingml/2006/main" xmlns:pic="http://schemas.openxmlformats.org/drawingml/2006/picture">
                   <wp:extent cx="344424" cy="219456"/>
-                  <wp:docPr id="48" name="Picture 48"/>
+                  <wp:docPr id="49" name="Picture 49"/>
                   <wp:cNvGraphicFramePr>
                     <a:graphicFrameLocks noChangeAspect="1"/>
                   </wp:cNvGraphicFramePr>
@@ -4805,7 +4864,7 @@
                           <pic:cNvPicPr/>
                         </pic:nvPicPr>
                         <pic:blipFill>
-                          <a:blip r:embed="rId56"/>
+                          <a:blip r:embed="rId57"/>
                           <a:stretch>
                             <a:fillRect/>
                           </a:stretch>
@@ -4846,13 +4905,13 @@
                 <w:color w:val="1A1A1A"/>
                 <w:sz w:val="22"/>
               </w:rPr>
-              <w:t xml:space="preserve">D.  </w:t>
+              <w:t xml:space="preserve">E.  </w:t>
             </w:r>
             <w:r>
               <w:drawing>
                 <wp:inline xmlns:a="http://schemas.openxmlformats.org/drawingml/2006/main" xmlns:pic="http://schemas.openxmlformats.org/drawingml/2006/picture">
                   <wp:extent cx="655320" cy="204216"/>
-                  <wp:docPr id="49" name="Picture 49"/>
+                  <wp:docPr id="50" name="Picture 50"/>
                   <wp:cNvGraphicFramePr>
                     <a:graphicFrameLocks noChangeAspect="1"/>
                   </wp:cNvGraphicFramePr>
@@ -4864,7 +4923,7 @@
                           <pic:cNvPicPr/>
                         </pic:nvPicPr>
                         <pic:blipFill>
-                          <a:blip r:embed="rId57"/>
+                          <a:blip r:embed="rId58"/>
                           <a:stretch>
                             <a:fillRect/>
                           </a:stretch>
@@ -4905,71 +4964,12 @@
                 <w:color w:val="1A1A1A"/>
                 <w:sz w:val="22"/>
               </w:rPr>
-              <w:t xml:space="preserve">E.  </w:t>
-            </w:r>
-            <w:r>
-              <w:drawing>
-                <wp:inline xmlns:a="http://schemas.openxmlformats.org/drawingml/2006/main" xmlns:pic="http://schemas.openxmlformats.org/drawingml/2006/picture">
-                  <wp:extent cx="466344" cy="204216"/>
-                  <wp:docPr id="50" name="Picture 50"/>
-                  <wp:cNvGraphicFramePr>
-                    <a:graphicFrameLocks noChangeAspect="1"/>
-                  </wp:cNvGraphicFramePr>
-                  <a:graphic>
-                    <a:graphicData uri="http://schemas.openxmlformats.org/drawingml/2006/picture">
-                      <pic:pic>
-                        <pic:nvPicPr>
-                          <pic:cNvPr id="0" name="a4a5570bcf96386b.png"/>
-                          <pic:cNvPicPr/>
-                        </pic:nvPicPr>
-                        <pic:blipFill>
-                          <a:blip r:embed="rId58"/>
-                          <a:stretch>
-                            <a:fillRect/>
-                          </a:stretch>
-                        </pic:blipFill>
-                        <pic:spPr>
-                          <a:xfrm>
-                            <a:off x="0" y="0"/>
-                            <a:ext cx="466344" cy="204216"/>
-                          </a:xfrm>
-                          <a:prstGeom prst="rect"/>
-                        </pic:spPr>
-                      </pic:pic>
-                    </a:graphicData>
-                  </a:graphic>
-                </wp:inline>
-              </w:drawing>
-            </w:r>
-          </w:p>
-          <w:p>
-            <w:pPr>
-              <w:spacing w:before="40" w:after="40"/>
-              <w:ind w:left="1300" w:hanging="380"/>
-            </w:pPr>
-            <w:r>
-              <w:rPr>
-                <w:rFonts w:ascii="FreeSerif" w:hAnsi="FreeSerif" w:eastAsia="FreeSerif"/>
-                <w:b w:val="0"/>
-                <w:i w:val="0"/>
-                <w:color w:val="1A1A1A"/>
-                <w:sz w:val="22"/>
-              </w:rPr>
-              <w:t xml:space="preserve">□   </w:t>
-            </w:r>
-            <w:r>
-              <w:rPr>
-                <w:b w:val="0"/>
-                <w:i w:val="0"/>
-                <w:color w:val="1A1A1A"/>
-                <w:sz w:val="22"/>
-              </w:rPr>
               <w:t xml:space="preserve">F.  </w:t>
             </w:r>
             <w:r>
               <w:drawing>
                 <wp:inline xmlns:a="http://schemas.openxmlformats.org/drawingml/2006/main" xmlns:pic="http://schemas.openxmlformats.org/drawingml/2006/picture">
-                  <wp:extent cx="554736" cy="118872"/>
+                  <wp:extent cx="280416" cy="231648"/>
                   <wp:docPr id="51" name="Picture 51"/>
                   <wp:cNvGraphicFramePr>
                     <a:graphicFrameLocks noChangeAspect="1"/>
@@ -4978,7 +4978,7 @@
                     <a:graphicData uri="http://schemas.openxmlformats.org/drawingml/2006/picture">
                       <pic:pic>
                         <pic:nvPicPr>
-                          <pic:cNvPr id="0" name="17ed3fba114a4e1a.png"/>
+                          <pic:cNvPr id="0" name="db8f85c446e84b16.png"/>
                           <pic:cNvPicPr/>
                         </pic:nvPicPr>
                         <pic:blipFill>
@@ -4990,7 +4990,7 @@
                         <pic:spPr>
                           <a:xfrm>
                             <a:off x="0" y="0"/>
-                            <a:ext cx="554736" cy="118872"/>
+                            <a:ext cx="280416" cy="231648"/>
                           </a:xfrm>
                           <a:prstGeom prst="rect"/>
                         </pic:spPr>

--- a/a7/packages/A7 Unit 4 - Solving Problems with Rational Numbers/Assessments/A7 4  Unit Assessment.docx
+++ b/a7/packages/A7 Unit 4 - Solving Problems with Rational Numbers/Assessments/A7 4  Unit Assessment.docx
@@ -2240,7 +2240,7 @@
                 <w:color w:val="1A1A1A"/>
                 <w:sz w:val="22"/>
               </w:rPr>
-              <w:t>0.00405 metres</w:t>
+              <w:t>0.00405 meters</w:t>
             </w:r>
             <w:r>
               <w:tab/>
